--- a/docs/รายงานโครงงาน-Hotel-Booking-Cancellation-Prediction.docx
+++ b/docs/รายงานโครงงาน-Hotel-Booking-Cancellation-Prediction.docx
@@ -4639,7 +4639,7 @@
           <w:i w:val="0"/>
           <w:sz w:val="32"/>
         </w:rPr>
-        <w:t>เปรียบเทียบชุดตัวแปร 3 ชุดด้วยแบบจำลองเดียวกัน (HistGradientBoosting ค่าเริ่มต้น) และวิธี Cross-Validation แบบเดียวกัน โดยเปลี่ยนเฉพาะชุดตัวแปร</w:t>
+        <w:t>เปรียบเทียบชุดตัวแปร 3 ชุดด้วยแบบจำลองเดียวกัน (Random Forest ค่าเริ่มต้น) และวิธี Cross-Validation แบบเดียวกัน โดยเปลี่ยนเฉพาะชุดตัวแปร</w:t>
       </w:r>
     </w:p>
     <w:tbl>
@@ -4795,7 +4795,7 @@
                 <w:i w:val="0"/>
                 <w:sz w:val="30"/>
               </w:rPr>
-              <w:t>0.8103 ± 0.0049</w:t>
+              <w:t>0.8416 ± 0.0037</w:t>
             </w:r>
           </w:p>
         </w:tc>
@@ -4811,7 +4811,7 @@
                 <w:i w:val="0"/>
                 <w:sz w:val="30"/>
               </w:rPr>
-              <w:t>0.9420</w:t>
+              <w:t>0.9551</w:t>
             </w:r>
           </w:p>
         </w:tc>
@@ -4827,7 +4827,7 @@
                 <w:i w:val="0"/>
                 <w:sz w:val="30"/>
               </w:rPr>
-              <w:t>0.9157</w:t>
+              <w:t>0.9367</w:t>
             </w:r>
           </w:p>
         </w:tc>
@@ -4877,7 +4877,7 @@
                 <w:i w:val="0"/>
                 <w:sz w:val="30"/>
               </w:rPr>
-              <w:t>0.8127 ± 0.0042</w:t>
+              <w:t>0.8427 ± 0.0028</w:t>
             </w:r>
           </w:p>
         </w:tc>
@@ -4893,7 +4893,7 @@
                 <w:i w:val="0"/>
                 <w:sz w:val="30"/>
               </w:rPr>
-              <w:t>0.9428</w:t>
+              <w:t>0.9554</w:t>
             </w:r>
           </w:p>
         </w:tc>
@@ -4909,7 +4909,7 @@
                 <w:i w:val="0"/>
                 <w:sz w:val="30"/>
               </w:rPr>
-              <w:t>0.9165</w:t>
+              <w:t>0.9372</w:t>
             </w:r>
           </w:p>
         </w:tc>
@@ -4959,7 +4959,7 @@
                 <w:i w:val="0"/>
                 <w:sz w:val="30"/>
               </w:rPr>
-              <w:t>0.8112 ± 0.0027</w:t>
+              <w:t>0.8421 ± 0.0036</w:t>
             </w:r>
           </w:p>
         </w:tc>
@@ -4975,7 +4975,7 @@
                 <w:i w:val="0"/>
                 <w:sz w:val="30"/>
               </w:rPr>
-              <w:t>0.9417</w:t>
+              <w:t>0.9546</w:t>
             </w:r>
           </w:p>
         </w:tc>
@@ -4991,7 +4991,7 @@
                 <w:i w:val="0"/>
                 <w:sz w:val="30"/>
               </w:rPr>
-              <w:t>0.9154</w:t>
+              <w:t>0.9358</w:t>
             </w:r>
           </w:p>
         </w:tc>
@@ -5023,7 +5023,7 @@
           <w:i w:val="0"/>
           <w:sz w:val="32"/>
         </w:rPr>
-        <w:t>ผลต่างของค่า F1 ระหว่างชุด B และ C เท่ากับ 0.0015 ซึ่งน้อยกว่าค่าส่วนเบี่ยงเบนมาตรฐาน (0.0042) จึงถือว่าไม่แตกต่างกันอย่างมีนัยสำคัญ แต่ชุด C ใช้ตัวแปรเพียงครึ่งเดียว มีค่าส่วนเบี่ยงเบนมาตรฐานต่ำที่สุดคือเสถียรที่สุด และใช้เวลาฝึกน้อยที่สุด คณะผู้จัดทำจึงเลือกชุด C เป็นชุดตัวแปรสำหรับพัฒนาแบบจำลอง</w:t>
+        <w:t>ผลต่างของค่า F1 ระหว่างชุด B และ C เท่ากับ 0.0006 ซึ่งน้อยกว่าค่าส่วนเบี่ยงเบนมาตรฐาน (0.0028) จึงถือว่าไม่แตกต่างกันอย่างมีนัยสำคัญ แต่ชุด C ใช้ตัวแปรเพียงครึ่งเดียวของชุด B และใช้เวลาฝึกเพียง 8.7 วินาที เทียบกับ 17.5 วินาทีของชุด B คือเร็วขึ้นประมาณเท่าตัว คณะผู้จัดทำจึงเลือกชุด C เป็นชุดตัวแปรสำหรับพัฒนาแบบจำลอง</w:t>
       </w:r>
     </w:p>
     <w:p>
@@ -5034,7 +5034,7 @@
       <w:r>
         <w:drawing>
           <wp:inline>
-            <wp:extent cx="4389120" cy="2397669"/>
+            <wp:extent cx="4389120" cy="2438400"/>
             <wp:docPr id="8" name="Picture 8"/>
             <wp:cNvGraphicFramePr>
               <a:graphicFrameLocks noChangeAspect="1"/>
@@ -5055,7 +5055,7 @@
                   <pic:spPr>
                     <a:xfrm>
                       <a:off x="0" y="0"/>
-                      <a:ext cx="4389120" cy="2397669"/>
+                      <a:ext cx="4389120" cy="2438400"/>
                     </a:xfrm>
                     <a:prstGeom prst="rect"/>
                   </pic:spPr>
@@ -5078,7 +5078,7 @@
           <w:i/>
           <w:sz w:val="28"/>
         </w:rPr>
-        <w:t>รูปที่ 8  ค่า F1 เมื่อเพิ่มจำนวนตัวแปร (K) ตามลำดับความสำคัญ ใช้ประกอบการเลือก K = 18</w:t>
+        <w:t>รูปที่ 8  ค่า F1 (Random Forest) เมื่อเพิ่มจำนวนตัวแปร (K) ตามลำดับความสำคัญ ใช้ประกอบการเลือก K = 18</w:t>
       </w:r>
     </w:p>
     <w:p>
@@ -5161,7 +5161,7 @@
           <w:i w:val="0"/>
           <w:sz w:val="32"/>
         </w:rPr>
-        <w:t>เลือกเปรียบเทียบแบบจำลอง 5 ชนิด เรียงจากง่ายไปซับซ้อน เพื่อให้เห็นว่าความซับซ้อนที่เพิ่มขึ้น ให้ผลลัพธ์ที่ดีขึ้นจริงหรือไม่</w:t>
+        <w:t>เลือกเปรียบเทียบแบบจำลอง 3 ชนิด เรียงจากง่ายไปซับซ้อน เพื่อให้เห็นว่าความซับซ้อนที่เพิ่มขึ้น ให้ผลลัพธ์ที่ดีขึ้นจริงหรือไม่</w:t>
       </w:r>
     </w:p>
     <w:tbl>
@@ -5231,7 +5231,7 @@
                 <w:i w:val="0"/>
                 <w:sz w:val="30"/>
               </w:rPr>
-              <w:t>Dummy Classifier</w:t>
+              <w:t>Logistic Regression</w:t>
             </w:r>
           </w:p>
         </w:tc>
@@ -5247,7 +5247,7 @@
                 <w:i w:val="0"/>
                 <w:sz w:val="30"/>
               </w:rPr>
-              <w:t>เกณฑ์ขั้นต่ำ ทำนายคลาสที่พบบ่อยที่สุดเสมอ</w:t>
+              <w:t>แบบจำลองเชิงเส้น ตีความง่าย ใช้เป็นฐานเปรียบเทียบ</w:t>
             </w:r>
           </w:p>
         </w:tc>
@@ -5265,7 +5265,7 @@
                 <w:i w:val="0"/>
                 <w:sz w:val="30"/>
               </w:rPr>
-              <w:t>Logistic Regression</w:t>
+              <w:t>Decision Tree</w:t>
             </w:r>
           </w:p>
         </w:tc>
@@ -5281,7 +5281,7 @@
                 <w:i w:val="0"/>
                 <w:sz w:val="30"/>
               </w:rPr>
-              <w:t>แบบจำลองเชิงเส้น ตีความง่าย ใช้เป็นฐานเปรียบเทียบ</w:t>
+              <w:t>ต้นไม้เดี่ยว ใช้แสดงปัญหา Overfitting ให้เห็นชัด</w:t>
             </w:r>
           </w:p>
         </w:tc>
@@ -5299,7 +5299,7 @@
                 <w:i w:val="0"/>
                 <w:sz w:val="30"/>
               </w:rPr>
-              <w:t>Decision Tree</w:t>
+              <w:t>Random Forest</w:t>
             </w:r>
           </w:p>
         </w:tc>
@@ -5315,75 +5315,7 @@
                 <w:i w:val="0"/>
                 <w:sz w:val="30"/>
               </w:rPr>
-              <w:t>ต้นไม้เดี่ยว ใช้แสดงปัญหา Overfitting ให้เห็นชัด</w:t>
-            </w:r>
-          </w:p>
-        </w:tc>
-      </w:tr>
-      <w:tr>
-        <w:tc>
-          <w:tcPr>
-            <w:tcW w:type="dxa" w:w="2880"/>
-          </w:tcPr>
-          <w:p>
-            <w:r>
-              <w:rPr>
-                <w:rFonts w:ascii="TH SarabunPSK" w:hAnsi="TH SarabunPSK" w:cs="TH SarabunPSK"/>
-                <w:b w:val="0"/>
-                <w:i w:val="0"/>
-                <w:sz w:val="30"/>
-              </w:rPr>
-              <w:t>Random Forest</w:t>
-            </w:r>
-          </w:p>
-        </w:tc>
-        <w:tc>
-          <w:tcPr>
-            <w:tcW w:type="dxa" w:w="5760"/>
-          </w:tcPr>
-          <w:p>
-            <w:r>
-              <w:rPr>
-                <w:rFonts w:ascii="TH SarabunPSK" w:hAnsi="TH SarabunPSK" w:cs="TH SarabunPSK"/>
-                <w:b w:val="0"/>
-                <w:i w:val="0"/>
-                <w:sz w:val="30"/>
-              </w:rPr>
               <w:t>Ensemble แบบ Bagging ลดความแปรปรวนของต้นไม้เดี่ยว</w:t>
-            </w:r>
-          </w:p>
-        </w:tc>
-      </w:tr>
-      <w:tr>
-        <w:tc>
-          <w:tcPr>
-            <w:tcW w:type="dxa" w:w="2880"/>
-          </w:tcPr>
-          <w:p>
-            <w:r>
-              <w:rPr>
-                <w:rFonts w:ascii="TH SarabunPSK" w:hAnsi="TH SarabunPSK" w:cs="TH SarabunPSK"/>
-                <w:b w:val="0"/>
-                <w:i w:val="0"/>
-                <w:sz w:val="30"/>
-              </w:rPr>
-              <w:t>HistGradientBoosting</w:t>
-            </w:r>
-          </w:p>
-        </w:tc>
-        <w:tc>
-          <w:tcPr>
-            <w:tcW w:type="dxa" w:w="5760"/>
-          </w:tcPr>
-          <w:p>
-            <w:r>
-              <w:rPr>
-                <w:rFonts w:ascii="TH SarabunPSK" w:hAnsi="TH SarabunPSK" w:cs="TH SarabunPSK"/>
-                <w:b w:val="0"/>
-                <w:i w:val="0"/>
-                <w:sz w:val="30"/>
-              </w:rPr>
-              <w:t>Ensemble แบบ Boosting ทำงานเร็วและเหมาะกับข้อมูลขนาดใหญ่</w:t>
             </w:r>
           </w:p>
         </w:tc>
@@ -5727,7 +5659,7 @@
                 <w:i w:val="0"/>
                 <w:sz w:val="30"/>
               </w:rPr>
-              <w:t>Dummy</w:t>
+              <w:t>Logistic Regression</w:t>
             </w:r>
           </w:p>
         </w:tc>
@@ -5743,7 +5675,7 @@
                 <w:i w:val="0"/>
                 <w:sz w:val="30"/>
               </w:rPr>
-              <w:t>0.0000</w:t>
+              <w:t>0.7629</w:t>
             </w:r>
           </w:p>
         </w:tc>
@@ -5759,7 +5691,7 @@
                 <w:i w:val="0"/>
                 <w:sz w:val="30"/>
               </w:rPr>
-              <w:t>0.5000</w:t>
+              <w:t>0.9119</w:t>
             </w:r>
           </w:p>
         </w:tc>
@@ -5775,7 +5707,7 @@
                 <w:i w:val="0"/>
                 <w:sz w:val="30"/>
               </w:rPr>
-              <w:t>0.0000</w:t>
+              <w:t>0.7170</w:t>
             </w:r>
           </w:p>
         </w:tc>
@@ -5791,7 +5723,7 @@
                 <w:i w:val="0"/>
                 <w:sz w:val="30"/>
               </w:rPr>
-              <w:t>0.000</w:t>
+              <w:t>0.001</w:t>
             </w:r>
           </w:p>
         </w:tc>
@@ -5809,7 +5741,7 @@
                 <w:i w:val="0"/>
                 <w:sz w:val="30"/>
               </w:rPr>
-              <w:t>Logistic Regression</w:t>
+              <w:t>Decision Tree</w:t>
             </w:r>
           </w:p>
         </w:tc>
@@ -5825,7 +5757,7 @@
                 <w:i w:val="0"/>
                 <w:sz w:val="30"/>
               </w:rPr>
-              <w:t>0.7629</w:t>
+              <w:t>0.7908</w:t>
             </w:r>
           </w:p>
         </w:tc>
@@ -5841,7 +5773,7 @@
                 <w:i w:val="0"/>
                 <w:sz w:val="30"/>
               </w:rPr>
-              <w:t>0.9119</w:t>
+              <w:t>0.8360</w:t>
             </w:r>
           </w:p>
         </w:tc>
@@ -5857,7 +5789,7 @@
                 <w:i w:val="0"/>
                 <w:sz w:val="30"/>
               </w:rPr>
-              <w:t>0.7170</w:t>
+              <w:t>0.7956</w:t>
             </w:r>
           </w:p>
         </w:tc>
@@ -5869,11 +5801,11 @@
             <w:r>
               <w:rPr>
                 <w:rFonts w:ascii="TH SarabunPSK" w:hAnsi="TH SarabunPSK" w:cs="TH SarabunPSK"/>
-                <w:b w:val="0"/>
-                <w:i w:val="0"/>
-                <w:sz w:val="30"/>
-              </w:rPr>
-              <w:t>0.001</w:t>
+                <w:b/>
+                <w:i w:val="0"/>
+                <w:sz w:val="30"/>
+              </w:rPr>
+              <w:t>0.203</w:t>
             </w:r>
           </w:p>
         </w:tc>
@@ -5887,11 +5819,11 @@
             <w:r>
               <w:rPr>
                 <w:rFonts w:ascii="TH SarabunPSK" w:hAnsi="TH SarabunPSK" w:cs="TH SarabunPSK"/>
-                <w:b w:val="0"/>
-                <w:i w:val="0"/>
-                <w:sz w:val="30"/>
-              </w:rPr>
-              <w:t>Decision Tree</w:t>
+                <w:b/>
+                <w:i w:val="0"/>
+                <w:sz w:val="30"/>
+              </w:rPr>
+              <w:t>Random Forest</w:t>
             </w:r>
           </w:p>
         </w:tc>
@@ -5903,11 +5835,11 @@
             <w:r>
               <w:rPr>
                 <w:rFonts w:ascii="TH SarabunPSK" w:hAnsi="TH SarabunPSK" w:cs="TH SarabunPSK"/>
-                <w:b w:val="0"/>
-                <w:i w:val="0"/>
-                <w:sz w:val="30"/>
-              </w:rPr>
-              <w:t>0.7908</w:t>
+                <w:b/>
+                <w:i w:val="0"/>
+                <w:sz w:val="30"/>
+              </w:rPr>
+              <w:t>0.8422</w:t>
             </w:r>
           </w:p>
         </w:tc>
@@ -5919,11 +5851,11 @@
             <w:r>
               <w:rPr>
                 <w:rFonts w:ascii="TH SarabunPSK" w:hAnsi="TH SarabunPSK" w:cs="TH SarabunPSK"/>
-                <w:b w:val="0"/>
-                <w:i w:val="0"/>
-                <w:sz w:val="30"/>
-              </w:rPr>
-              <w:t>0.8360</w:t>
+                <w:b/>
+                <w:i w:val="0"/>
+                <w:sz w:val="30"/>
+              </w:rPr>
+              <w:t>0.9546</w:t>
             </w:r>
           </w:p>
         </w:tc>
@@ -5939,7 +5871,7 @@
                 <w:i w:val="0"/>
                 <w:sz w:val="30"/>
               </w:rPr>
-              <w:t>0.7956</w:t>
+              <w:t>0.8143</w:t>
             </w:r>
           </w:p>
         </w:tc>
@@ -5951,175 +5883,11 @@
             <w:r>
               <w:rPr>
                 <w:rFonts w:ascii="TH SarabunPSK" w:hAnsi="TH SarabunPSK" w:cs="TH SarabunPSK"/>
-                <w:b/>
-                <w:i w:val="0"/>
-                <w:sz w:val="30"/>
-              </w:rPr>
-              <w:t>0.203</w:t>
-            </w:r>
-          </w:p>
-        </w:tc>
-      </w:tr>
-      <w:tr>
-        <w:tc>
-          <w:tcPr>
-            <w:tcW w:type="dxa" w:w="2736"/>
-          </w:tcPr>
-          <w:p>
-            <w:r>
-              <w:rPr>
-                <w:rFonts w:ascii="TH SarabunPSK" w:hAnsi="TH SarabunPSK" w:cs="TH SarabunPSK"/>
-                <w:b/>
-                <w:i w:val="0"/>
-                <w:sz w:val="30"/>
-              </w:rPr>
-              <w:t>Random Forest</w:t>
-            </w:r>
-          </w:p>
-        </w:tc>
-        <w:tc>
-          <w:tcPr>
-            <w:tcW w:type="dxa" w:w="1440"/>
-          </w:tcPr>
-          <w:p>
-            <w:r>
-              <w:rPr>
-                <w:rFonts w:ascii="TH SarabunPSK" w:hAnsi="TH SarabunPSK" w:cs="TH SarabunPSK"/>
-                <w:b/>
-                <w:i w:val="0"/>
-                <w:sz w:val="30"/>
-              </w:rPr>
-              <w:t>0.8422</w:t>
-            </w:r>
-          </w:p>
-        </w:tc>
-        <w:tc>
-          <w:tcPr>
-            <w:tcW w:type="dxa" w:w="1440"/>
-          </w:tcPr>
-          <w:p>
-            <w:r>
-              <w:rPr>
-                <w:rFonts w:ascii="TH SarabunPSK" w:hAnsi="TH SarabunPSK" w:cs="TH SarabunPSK"/>
-                <w:b/>
-                <w:i w:val="0"/>
-                <w:sz w:val="30"/>
-              </w:rPr>
-              <w:t>0.9546</w:t>
-            </w:r>
-          </w:p>
-        </w:tc>
-        <w:tc>
-          <w:tcPr>
-            <w:tcW w:type="dxa" w:w="1440"/>
-          </w:tcPr>
-          <w:p>
-            <w:r>
-              <w:rPr>
-                <w:rFonts w:ascii="TH SarabunPSK" w:hAnsi="TH SarabunPSK" w:cs="TH SarabunPSK"/>
-                <w:b w:val="0"/>
-                <w:i w:val="0"/>
-                <w:sz w:val="30"/>
-              </w:rPr>
-              <w:t>0.8143</w:t>
-            </w:r>
-          </w:p>
-        </w:tc>
-        <w:tc>
-          <w:tcPr>
-            <w:tcW w:type="dxa" w:w="1728"/>
-          </w:tcPr>
-          <w:p>
-            <w:r>
-              <w:rPr>
-                <w:rFonts w:ascii="TH SarabunPSK" w:hAnsi="TH SarabunPSK" w:cs="TH SarabunPSK"/>
                 <w:b w:val="0"/>
                 <w:i w:val="0"/>
                 <w:sz w:val="30"/>
               </w:rPr>
               <w:t>0.152</w:t>
-            </w:r>
-          </w:p>
-        </w:tc>
-      </w:tr>
-      <w:tr>
-        <w:tc>
-          <w:tcPr>
-            <w:tcW w:type="dxa" w:w="2736"/>
-          </w:tcPr>
-          <w:p>
-            <w:r>
-              <w:rPr>
-                <w:rFonts w:ascii="TH SarabunPSK" w:hAnsi="TH SarabunPSK" w:cs="TH SarabunPSK"/>
-                <w:b w:val="0"/>
-                <w:i w:val="0"/>
-                <w:sz w:val="30"/>
-              </w:rPr>
-              <w:t>HistGradientBoosting</w:t>
-            </w:r>
-          </w:p>
-        </w:tc>
-        <w:tc>
-          <w:tcPr>
-            <w:tcW w:type="dxa" w:w="1440"/>
-          </w:tcPr>
-          <w:p>
-            <w:r>
-              <w:rPr>
-                <w:rFonts w:ascii="TH SarabunPSK" w:hAnsi="TH SarabunPSK" w:cs="TH SarabunPSK"/>
-                <w:b w:val="0"/>
-                <w:i w:val="0"/>
-                <w:sz w:val="30"/>
-              </w:rPr>
-              <w:t>0.8112</w:t>
-            </w:r>
-          </w:p>
-        </w:tc>
-        <w:tc>
-          <w:tcPr>
-            <w:tcW w:type="dxa" w:w="1440"/>
-          </w:tcPr>
-          <w:p>
-            <w:r>
-              <w:rPr>
-                <w:rFonts w:ascii="TH SarabunPSK" w:hAnsi="TH SarabunPSK" w:cs="TH SarabunPSK"/>
-                <w:b w:val="0"/>
-                <w:i w:val="0"/>
-                <w:sz w:val="30"/>
-              </w:rPr>
-              <w:t>0.9417</w:t>
-            </w:r>
-          </w:p>
-        </w:tc>
-        <w:tc>
-          <w:tcPr>
-            <w:tcW w:type="dxa" w:w="1440"/>
-          </w:tcPr>
-          <w:p>
-            <w:r>
-              <w:rPr>
-                <w:rFonts w:ascii="TH SarabunPSK" w:hAnsi="TH SarabunPSK" w:cs="TH SarabunPSK"/>
-                <w:b w:val="0"/>
-                <w:i w:val="0"/>
-                <w:sz w:val="30"/>
-              </w:rPr>
-              <w:t>0.7756</w:t>
-            </w:r>
-          </w:p>
-        </w:tc>
-        <w:tc>
-          <w:tcPr>
-            <w:tcW w:type="dxa" w:w="1728"/>
-          </w:tcPr>
-          <w:p>
-            <w:r>
-              <w:rPr>
-                <w:rFonts w:ascii="TH SarabunPSK" w:hAnsi="TH SarabunPSK" w:cs="TH SarabunPSK"/>
-                <w:b w:val="0"/>
-                <w:i w:val="0"/>
-                <w:sz w:val="30"/>
-              </w:rPr>
-              <w:t>0.011</w:t>
             </w:r>
           </w:p>
         </w:tc>
@@ -6148,7 +5916,7 @@
       <w:r>
         <w:drawing>
           <wp:inline>
-            <wp:extent cx="4572000" cy="1996807"/>
+            <wp:extent cx="4572000" cy="2286000"/>
             <wp:docPr id="9" name="Picture 9"/>
             <wp:cNvGraphicFramePr>
               <a:graphicFrameLocks noChangeAspect="1"/>
@@ -6169,7 +5937,7 @@
                   <pic:spPr>
                     <a:xfrm>
                       <a:off x="0" y="0"/>
-                      <a:ext cx="4572000" cy="1996807"/>
+                      <a:ext cx="4572000" cy="2286000"/>
                     </a:xfrm>
                     <a:prstGeom prst="rect"/>
                   </pic:spPr>
@@ -6192,7 +5960,7 @@
           <w:i/>
           <w:sz w:val="28"/>
         </w:rPr>
-        <w:t>รูปที่ 9  ค่า F1 จาก Cross-Validation ของแบบจำลองทั้ง 5 ชนิด</w:t>
+        <w:t>รูปที่ 9  ค่า F1 จาก Cross-Validation ของแบบจำลองทั้ง 3 ชนิด</w:t>
       </w:r>
     </w:p>
     <w:p>
@@ -6297,7 +6065,7 @@
           <w:i w:val="0"/>
           <w:sz w:val="32"/>
         </w:rPr>
-        <w:t>เนื่องจากข้อมูลไม่สมดุล การใช้ Accuracy เพียงอย่างเดียวจะให้ภาพที่คลาดเคลื่อน ดังเห็นได้จาก Dummy Classifier ที่ได้ Accuracy ร้อยละ 62.92 แต่มีค่า F1 เท่ากับ 0 คือไม่สามารถตรวจจับการยกเลิกได้เลยแม้แต่รายการเดียว</w:t>
+        <w:t>เนื่องจากข้อมูลไม่สมดุล การใช้ Accuracy เพียงอย่างเดียวจะให้ภาพที่คลาดเคลื่อน ดังเห็นได้จากการทำนายว่า "ไม่ยกเลิก" ทุกรายการ ซึ่งได้ค่า Accuracy สูงถึงร้อยละ 62.96 แต่มีค่า F1 เท่ากับ 0 คือไม่สามารถตรวจจับการยกเลิกได้เลยแม้แต่รายการเดียว</w:t>
       </w:r>
     </w:p>
     <w:p>
@@ -6609,88 +6377,6 @@
                 <w:sz w:val="30"/>
               </w:rPr>
               <w:t>0.152 → 0.122</w:t>
-            </w:r>
-          </w:p>
-        </w:tc>
-      </w:tr>
-      <w:tr>
-        <w:tc>
-          <w:tcPr>
-            <w:tcW w:type="dxa" w:w="2448"/>
-          </w:tcPr>
-          <w:p>
-            <w:r>
-              <w:rPr>
-                <w:rFonts w:ascii="TH SarabunPSK" w:hAnsi="TH SarabunPSK" w:cs="TH SarabunPSK"/>
-                <w:b w:val="0"/>
-                <w:i w:val="0"/>
-                <w:sz w:val="30"/>
-              </w:rPr>
-              <w:t>HistGradientBoosting</w:t>
-            </w:r>
-          </w:p>
-        </w:tc>
-        <w:tc>
-          <w:tcPr>
-            <w:tcW w:type="dxa" w:w="1296"/>
-          </w:tcPr>
-          <w:p>
-            <w:r>
-              <w:rPr>
-                <w:rFonts w:ascii="TH SarabunPSK" w:hAnsi="TH SarabunPSK" w:cs="TH SarabunPSK"/>
-                <w:b w:val="0"/>
-                <w:i w:val="0"/>
-                <w:sz w:val="30"/>
-              </w:rPr>
-              <w:t>0.8112</w:t>
-            </w:r>
-          </w:p>
-        </w:tc>
-        <w:tc>
-          <w:tcPr>
-            <w:tcW w:type="dxa" w:w="1296"/>
-          </w:tcPr>
-          <w:p>
-            <w:r>
-              <w:rPr>
-                <w:rFonts w:ascii="TH SarabunPSK" w:hAnsi="TH SarabunPSK" w:cs="TH SarabunPSK"/>
-                <w:b/>
-                <w:i w:val="0"/>
-                <w:sz w:val="30"/>
-              </w:rPr>
-              <w:t>0.8344</w:t>
-            </w:r>
-          </w:p>
-        </w:tc>
-        <w:tc>
-          <w:tcPr>
-            <w:tcW w:type="dxa" w:w="1296"/>
-          </w:tcPr>
-          <w:p>
-            <w:r>
-              <w:rPr>
-                <w:rFonts w:ascii="TH SarabunPSK" w:hAnsi="TH SarabunPSK" w:cs="TH SarabunPSK"/>
-                <w:b w:val="0"/>
-                <w:i w:val="0"/>
-                <w:sz w:val="30"/>
-              </w:rPr>
-              <w:t>+0.0232</w:t>
-            </w:r>
-          </w:p>
-        </w:tc>
-        <w:tc>
-          <w:tcPr>
-            <w:tcW w:type="dxa" w:w="2448"/>
-          </w:tcPr>
-          <w:p>
-            <w:r>
-              <w:rPr>
-                <w:rFonts w:ascii="TH SarabunPSK" w:hAnsi="TH SarabunPSK" w:cs="TH SarabunPSK"/>
-                <w:b w:val="0"/>
-                <w:i w:val="0"/>
-                <w:sz w:val="30"/>
-              </w:rPr>
-              <w:t>0.011 → 0.062</w:t>
             </w:r>
           </w:p>
         </w:tc>
@@ -7303,7 +6989,7 @@
           <w:i w:val="0"/>
           <w:sz w:val="32"/>
         </w:rPr>
-        <w:t>ค่า F1 ของ Random Forest แทบไม่เปลี่ยนแปลง (จาก 0.8422 เป็น 0.8419 ซึ่งน้อยกว่าค่าส่วนเบี่ยงเบนมาตรฐาน จึงถือว่าไม่ต่างกัน) แต่ช่องว่างระหว่างคะแนนชุดฝึกกับ Cross-Validation ลดลงจาก 0.152 เหลือ 0.122 แสดงว่าแบบจำลองจดจำข้อมูลชุดฝึกน้อยลงและมีเสถียรภาพมากขึ้น ส่วน HistGradientBoosting มีค่า F1 เพิ่มขึ้นชัดเจนที่สุดคือ 0.0232 และ Logistic Regression เพิ่มขึ้น 0.0155 จากการใช้ class_weight แบบ balanced</w:t>
+        <w:t>ค่า F1 ของ Random Forest แทบไม่เปลี่ยนแปลง (จาก 0.8422 เป็น 0.8419 ซึ่งน้อยกว่าค่าส่วนเบี่ยงเบนมาตรฐาน จึงถือว่าไม่ต่างกัน) แต่ช่องว่างระหว่างคะแนนชุดฝึกกับ Cross-Validation ลดลงจาก 0.152 เหลือ 0.122 แสดงว่าแบบจำลองจดจำข้อมูลชุดฝึกน้อยลงและมีเสถียรภาพมากขึ้น ส่วน Logistic Regression มีค่า F1 เพิ่มขึ้น 0.0155 จากการใช้ class_weight แบบ balanced ซึ่งช่วยชดเชยความไม่สมดุลของคลาส</w:t>
       </w:r>
     </w:p>
     <w:p>
@@ -7799,7 +7485,7 @@
           <w:i w:val="0"/>
           <w:sz w:val="32"/>
         </w:rPr>
-        <w:t>แบบจำลองมีค่า Recall สูงถึง 0.8590 คือตรวจจับการจองที่จะถูกยกเลิกได้เกือบร้อยละ 86 และมีค่า ROC-AUC 0.9567 แสดงว่าสามารถแยกสองคลาสออกจากกันได้ดีมาก โดยชนะเกณฑ์ขั้นต่ำ (Dummy ที่มี F1 = 0) อย่างชัดเจน</w:t>
+        <w:t>แบบจำลองมีค่า Recall สูงถึง 0.8590 คือตรวจจับการจองที่จะถูกยกเลิกได้เกือบร้อยละ 86 และมีค่า ROC-AUC 0.9567 แสดงว่าสามารถแยกสองคลาสออกจากกันได้ดีมาก โดยชนะเกณฑ์ขั้นต่ำซึ่งได้ค่า F1 เท่ากับ 0 อย่างชัดเจน</w:t>
       </w:r>
     </w:p>
     <w:p>
@@ -9313,104 +8999,6 @@
           </w:p>
         </w:tc>
       </w:tr>
-      <w:tr>
-        <w:tc>
-          <w:tcPr>
-            <w:tcW w:type="dxa" w:w="2736"/>
-          </w:tcPr>
-          <w:p>
-            <w:r>
-              <w:rPr>
-                <w:rFonts w:ascii="TH SarabunPSK" w:hAnsi="TH SarabunPSK" w:cs="TH SarabunPSK"/>
-                <w:b w:val="0"/>
-                <w:i w:val="0"/>
-                <w:sz w:val="30"/>
-              </w:rPr>
-              <w:t>HistGradientBoosting</w:t>
-            </w:r>
-          </w:p>
-        </w:tc>
-        <w:tc>
-          <w:tcPr>
-            <w:tcW w:type="dxa" w:w="1440"/>
-          </w:tcPr>
-          <w:p>
-            <w:r>
-              <w:rPr>
-                <w:rFonts w:ascii="TH SarabunPSK" w:hAnsi="TH SarabunPSK" w:cs="TH SarabunPSK"/>
-                <w:b w:val="0"/>
-                <w:i w:val="0"/>
-                <w:sz w:val="30"/>
-              </w:rPr>
-              <w:t>0.8355</w:t>
-            </w:r>
-          </w:p>
-        </w:tc>
-        <w:tc>
-          <w:tcPr>
-            <w:tcW w:type="dxa" w:w="1440"/>
-          </w:tcPr>
-          <w:p>
-            <w:r>
-              <w:rPr>
-                <w:rFonts w:ascii="TH SarabunPSK" w:hAnsi="TH SarabunPSK" w:cs="TH SarabunPSK"/>
-                <w:b w:val="0"/>
-                <w:i w:val="0"/>
-                <w:sz w:val="30"/>
-              </w:rPr>
-              <w:t>0.8116</w:t>
-            </w:r>
-          </w:p>
-        </w:tc>
-        <w:tc>
-          <w:tcPr>
-            <w:tcW w:type="dxa" w:w="1296"/>
-          </w:tcPr>
-          <w:p>
-            <w:r>
-              <w:rPr>
-                <w:rFonts w:ascii="TH SarabunPSK" w:hAnsi="TH SarabunPSK" w:cs="TH SarabunPSK"/>
-                <w:b w:val="0"/>
-                <w:i w:val="0"/>
-                <w:sz w:val="30"/>
-              </w:rPr>
-              <w:t>0.8610</w:t>
-            </w:r>
-          </w:p>
-        </w:tc>
-        <w:tc>
-          <w:tcPr>
-            <w:tcW w:type="dxa" w:w="1440"/>
-          </w:tcPr>
-          <w:p>
-            <w:r>
-              <w:rPr>
-                <w:rFonts w:ascii="TH SarabunPSK" w:hAnsi="TH SarabunPSK" w:cs="TH SarabunPSK"/>
-                <w:b w:val="0"/>
-                <w:i w:val="0"/>
-                <w:sz w:val="30"/>
-              </w:rPr>
-              <w:t>0.9524</w:t>
-            </w:r>
-          </w:p>
-        </w:tc>
-        <w:tc>
-          <w:tcPr>
-            <w:tcW w:type="dxa" w:w="1728"/>
-          </w:tcPr>
-          <w:p>
-            <w:r>
-              <w:rPr>
-                <w:rFonts w:ascii="TH SarabunPSK" w:hAnsi="TH SarabunPSK" w:cs="TH SarabunPSK"/>
-                <w:b w:val="0"/>
-                <w:i w:val="0"/>
-                <w:sz w:val="30"/>
-              </w:rPr>
-              <w:t>2.9</w:t>
-            </w:r>
-          </w:p>
-        </w:tc>
-      </w:tr>
     </w:tbl>
     <w:p>
       <w:pPr>
@@ -9438,7 +9026,7 @@
           <w:i w:val="0"/>
           <w:sz w:val="32"/>
         </w:rPr>
-        <w:t>Random Forest ให้ค่า F1 และ ROC-AUC สูงที่สุด จึงเลือกเป็นแบบจำลองสุดท้ายของโครงงาน ส่วน HistGradientBoosting ให้ผลใกล้เคียงกัน (ต่ำกว่า 0.0114) แต่ใช้เวลาฝึกน้อยกว่าและไฟล์เล็กกว่ามาก จึงถูกเลือกไปใช้ในส่วนของเว็บแอปพลิเคชันแทน ส่วน Logistic Regression แม้จะตีความง่ายที่สุด แต่ค่า F1 ต่ำกว่าอย่างมีนัยสำคัญเพราะไม่สามารถจับความสัมพันธ์ที่ไม่เป็นเส้นตรงได้</w:t>
+        <w:t>Random Forest ให้ค่า F1 และ ROC-AUC สูงที่สุด จึงเลือกเป็นแบบจำลองสุดท้ายของโครงงาน ส่วน Logistic Regression แม้จะตีความง่ายที่สุดและไม่เกิด Overfitting แต่ค่า F1 ต่ำกว่าถึง 0.0687 เพราะเป็นแบบจำลองเชิงเส้นที่จับความสัมพันธ์ไม่เป็นเส้นตรง และปฏิสัมพันธ์ระหว่างตัวแปรไม่ได้ ส่วน Decision Tree แม้จะจับรูปแบบไม่เป็นเส้นตรงได้ แต่มีปัญหา Overfitting รุนแรงที่สุด (ช่องว่าง 0.203)</w:t>
       </w:r>
     </w:p>
     <w:p>
@@ -9535,7 +9123,7 @@
           <w:i w:val="0"/>
           <w:sz w:val="32"/>
         </w:rPr>
-        <w:t>แบบจำลองที่ใช้บนเว็บคือ HistGradientBoosting ซึ่งมีขนาดไฟล์ 0.8 เมกะไบต์ แทน Random Forest ที่มีขนาด 356.8 เมกะไบต์ เนื่องจากบริการโฮสต์แบบไม่มีค่าใช้จ่ายจำกัดหน่วยความจำไว้ โดยยอมแลกค่า F1 ที่ลดลง 0.0135 (จาก 0.8469 เหลือ 0.8334) เพื่อให้ระบบใช้งานได้จริง</w:t>
+        <w:t>แบบจำลองที่ใช้บนเว็บเป็น Random Forest ฉบับย่อ ซึ่งลดจำนวนต้นไม้เหลือ 150 ต้น จำกัดความลึกสูงสุดที่ 25 และกำหนดจำนวนข้อมูลขั้นต่ำต่อใบเป็น 5 ทำให้ไฟล์มีขนาด 28.8 เมกะไบต์ แทนที่จะเป็น 356.8 เมกะไบต์ของแบบจำลองเต็ม เนื่องจากบริการโฮสต์แบบไม่มีค่าใช้จ่ายจำกัดหน่วยความจำไว้ และ GitHub จำกัดขนาดไฟล์ไว้ที่ 100 เมกะไบต์ โดยยอมแลกค่า F1 ที่ลดลง 0.0093 (จาก 0.8469 เหลือ 0.8376) เพื่อให้ระบบใช้งานได้จริง ค่า Threshold ของแบบจำลองนี้คำนวณใหม่ได้เท่ากับ 0.4754</w:t>
       </w:r>
     </w:p>
     <w:p>
@@ -9665,7 +9253,7 @@
                 <w:i w:val="0"/>
                 <w:sz w:val="30"/>
               </w:rPr>
-              <w:t>ร้อยละ 99.8</w:t>
+              <w:t>ร้อยละ 100.0</w:t>
             </w:r>
           </w:p>
         </w:tc>
@@ -9715,7 +9303,7 @@
                 <w:i w:val="0"/>
                 <w:sz w:val="30"/>
               </w:rPr>
-              <w:t>ร้อยละ 25.9</w:t>
+              <w:t>ร้อยละ 33.3</w:t>
             </w:r>
           </w:p>
         </w:tc>
@@ -9765,7 +9353,7 @@
                 <w:i w:val="0"/>
                 <w:sz w:val="30"/>
               </w:rPr>
-              <w:t>ร้อยละ 1.0</w:t>
+              <w:t>ร้อยละ 0.6</w:t>
             </w:r>
           </w:p>
         </w:tc>
@@ -9900,7 +9488,7 @@
           <w:i w:val="0"/>
           <w:sz w:val="32"/>
         </w:rPr>
-        <w:t>•  แบบจำลองบนเว็บเป็นคนละตัวกับแบบจำลองที่ให้ผลดีที่สุดในรายงาน เนื่องจากข้อจำกัดด้านขนาดไฟล์และหน่วยความจำ</w:t>
+        <w:t>•  แบบจำลองบนเว็บเป็น Random Forest ฉบับย่อซึ่งมีค่า F1 ต่ำกว่าแบบจำลองเต็มในรายงาน 0.0093 เนื่องจากข้อจำกัดด้านขนาดไฟล์และหน่วยความจำของบริการโฮสต์</w:t>
       </w:r>
     </w:p>
     <w:p>
@@ -10099,7 +9687,7 @@
           <w:i w:val="0"/>
           <w:sz w:val="32"/>
         </w:rPr>
-        <w:t>โครงงานนี้พัฒนาแบบจำลองสำหรับทำนายการยกเลิกการจองโรงแรมจากข้อมูลจริง 119,208 รายการ โดยผ่านกระบวนการตั้งแต่การสำรวจข้อมูล การทำความสะอาด การสร้างตัวแปรใหม่ 9 ตัว การคัดเลือกตัวแปรจาก 37 ตัวเหลือ 18 ตัวด้วยการลงคะแนนจาก 3 วิธี การเปรียบเทียบแบบจำลอง 5 ชนิด และการปรับ Hyperparameter แบบจำลองที่ดีที่สุดคือ Random Forest ซึ่งให้ค่า F1 เท่ากับ 0.8469 Precision 0.8351 Recall 0.8590 และ ROC-AUC 0.9567 บนชุดทดสอบที่ไม่เคยถูกใช้มาก่อน</w:t>
+        <w:t>โครงงานนี้พัฒนาแบบจำลองสำหรับทำนายการยกเลิกการจองโรงแรมจากข้อมูลจริง 119,208 รายการ โดยผ่านกระบวนการตั้งแต่การสำรวจข้อมูล การทำความสะอาด การสร้างตัวแปรใหม่ 9 ตัว การคัดเลือกตัวแปรจาก 37 ตัวเหลือ 18 ตัวด้วยการลงคะแนนจาก 3 วิธี การเปรียบเทียบแบบจำลอง 3 ชนิด และการปรับ Hyperparameter แบบจำลองที่ดีที่สุดคือ Random Forest ซึ่งให้ค่า F1 เท่ากับ 0.8469 Precision 0.8351 Recall 0.8590 และ ROC-AUC 0.9567 บนชุดทดสอบที่ไม่เคยถูกใช้มาก่อน</w:t>
       </w:r>
     </w:p>
     <w:p>
@@ -10139,7 +9727,7 @@
           <w:i w:val="0"/>
           <w:sz w:val="32"/>
         </w:rPr>
-        <w:t>ถือว่าตอบโจทย์ที่ตั้งไว้ เนื่องจากแบบจำลองสามารถทำนายการยกเลิกได้ดีกว่าเกณฑ์ขั้นต่ำอย่างชัดเจน (Dummy Classifier มีค่า F1 เท่ากับ 0) และสามารถระบุปัจจัยเสี่ยงหลักได้ ได้แก่ ประเภทเงินมัดจำ เอเจนต์ที่ทำการจอง ระยะเวลาจองล่วงหน้า ประเทศของลูกค้า และจำนวนคำขอพิเศษ ซึ่งโรงแรมสามารถนำไปกำหนดนโยบายรับมือได้</w:t>
+        <w:t>ถือว่าตอบโจทย์ที่ตั้งไว้ เนื่องจากแบบจำลองสามารถทำนายการยกเลิกได้ดีกว่าเกณฑ์ขั้นต่ำอย่างชัดเจน (การทายว่าไม่ยกเลิกทุกรายการได้ค่า F1 เท่ากับ 0) และสามารถระบุปัจจัยเสี่ยงหลักได้ ได้แก่ ประเภทเงินมัดจำ เอเจนต์ที่ทำการจอง ระยะเวลาจองล่วงหน้า ประเทศของลูกค้า และจำนวนคำขอพิเศษ ซึ่งโรงแรมสามารถนำไปกำหนดนโยบายรับมือได้</w:t>
       </w:r>
     </w:p>
     <w:p>

--- a/docs/รายงานโครงงาน-Hotel-Booking-Cancellation-Prediction.docx
+++ b/docs/รายงานโครงงาน-Hotel-Booking-Cancellation-Prediction.docx
@@ -4639,7 +4639,7 @@
           <w:i w:val="0"/>
           <w:sz w:val="32"/>
         </w:rPr>
-        <w:t>เปรียบเทียบชุดตัวแปร 3 ชุดด้วยแบบจำลองเดียวกัน (Random Forest ค่าเริ่มต้น) และวิธี Cross-Validation แบบเดียวกัน โดยเปลี่ยนเฉพาะชุดตัวแปร</w:t>
+        <w:t>เปรียบเทียบชุดตัวแปร 3 ชุดด้วยแบบจำลองเดียวกัน (HistGradientBoosting ค่าเริ่มต้น) และวิธี Cross-Validation แบบเดียวกัน โดยเปลี่ยนเฉพาะชุดตัวแปร</w:t>
       </w:r>
     </w:p>
     <w:tbl>
@@ -4795,7 +4795,7 @@
                 <w:i w:val="0"/>
                 <w:sz w:val="30"/>
               </w:rPr>
-              <w:t>0.8416 ± 0.0037</w:t>
+              <w:t>0.8103 ± 0.0049</w:t>
             </w:r>
           </w:p>
         </w:tc>
@@ -4811,7 +4811,7 @@
                 <w:i w:val="0"/>
                 <w:sz w:val="30"/>
               </w:rPr>
-              <w:t>0.9551</w:t>
+              <w:t>0.9420</w:t>
             </w:r>
           </w:p>
         </w:tc>
@@ -4827,7 +4827,7 @@
                 <w:i w:val="0"/>
                 <w:sz w:val="30"/>
               </w:rPr>
-              <w:t>0.9367</w:t>
+              <w:t>0.9157</w:t>
             </w:r>
           </w:p>
         </w:tc>
@@ -4877,7 +4877,7 @@
                 <w:i w:val="0"/>
                 <w:sz w:val="30"/>
               </w:rPr>
-              <w:t>0.8427 ± 0.0028</w:t>
+              <w:t>0.8127 ± 0.0042</w:t>
             </w:r>
           </w:p>
         </w:tc>
@@ -4893,7 +4893,7 @@
                 <w:i w:val="0"/>
                 <w:sz w:val="30"/>
               </w:rPr>
-              <w:t>0.9554</w:t>
+              <w:t>0.9428</w:t>
             </w:r>
           </w:p>
         </w:tc>
@@ -4909,7 +4909,7 @@
                 <w:i w:val="0"/>
                 <w:sz w:val="30"/>
               </w:rPr>
-              <w:t>0.9372</w:t>
+              <w:t>0.9165</w:t>
             </w:r>
           </w:p>
         </w:tc>
@@ -4959,7 +4959,7 @@
                 <w:i w:val="0"/>
                 <w:sz w:val="30"/>
               </w:rPr>
-              <w:t>0.8421 ± 0.0036</w:t>
+              <w:t>0.8112 ± 0.0027</w:t>
             </w:r>
           </w:p>
         </w:tc>
@@ -4975,7 +4975,7 @@
                 <w:i w:val="0"/>
                 <w:sz w:val="30"/>
               </w:rPr>
-              <w:t>0.9546</w:t>
+              <w:t>0.9417</w:t>
             </w:r>
           </w:p>
         </w:tc>
@@ -4991,7 +4991,7 @@
                 <w:i w:val="0"/>
                 <w:sz w:val="30"/>
               </w:rPr>
-              <w:t>0.9358</w:t>
+              <w:t>0.9154</w:t>
             </w:r>
           </w:p>
         </w:tc>
@@ -5023,7 +5023,7 @@
           <w:i w:val="0"/>
           <w:sz w:val="32"/>
         </w:rPr>
-        <w:t>ผลต่างของค่า F1 ระหว่างชุด B และ C เท่ากับ 0.0006 ซึ่งน้อยกว่าค่าส่วนเบี่ยงเบนมาตรฐาน (0.0028) จึงถือว่าไม่แตกต่างกันอย่างมีนัยสำคัญ แต่ชุด C ใช้ตัวแปรเพียงครึ่งเดียวของชุด B และใช้เวลาฝึกเพียง 8.7 วินาที เทียบกับ 17.5 วินาทีของชุด B คือเร็วขึ้นประมาณเท่าตัว คณะผู้จัดทำจึงเลือกชุด C เป็นชุดตัวแปรสำหรับพัฒนาแบบจำลอง</w:t>
+        <w:t>ผลต่างของค่า F1 ระหว่างชุด B และ C เท่ากับ 0.0015 ซึ่งน้อยกว่าค่าส่วนเบี่ยงเบนมาตรฐาน (0.0042) จึงถือว่าไม่แตกต่างกันอย่างมีนัยสำคัญ แต่ชุด C ใช้ตัวแปรเพียงครึ่งเดียว มีค่าส่วนเบี่ยงเบนมาตรฐานต่ำที่สุดคือเสถียรที่สุด และใช้เวลาฝึกน้อยที่สุด คณะผู้จัดทำจึงเลือกชุด C เป็นชุดตัวแปรสำหรับพัฒนาแบบจำลอง</w:t>
       </w:r>
     </w:p>
     <w:p>
@@ -5034,7 +5034,7 @@
       <w:r>
         <w:drawing>
           <wp:inline>
-            <wp:extent cx="4389120" cy="2438400"/>
+            <wp:extent cx="4389120" cy="2397669"/>
             <wp:docPr id="8" name="Picture 8"/>
             <wp:cNvGraphicFramePr>
               <a:graphicFrameLocks noChangeAspect="1"/>
@@ -5055,7 +5055,7 @@
                   <pic:spPr>
                     <a:xfrm>
                       <a:off x="0" y="0"/>
-                      <a:ext cx="4389120" cy="2438400"/>
+                      <a:ext cx="4389120" cy="2397669"/>
                     </a:xfrm>
                     <a:prstGeom prst="rect"/>
                   </pic:spPr>
@@ -5078,7 +5078,7 @@
           <w:i/>
           <w:sz w:val="28"/>
         </w:rPr>
-        <w:t>รูปที่ 8  ค่า F1 (Random Forest) เมื่อเพิ่มจำนวนตัวแปร (K) ตามลำดับความสำคัญ ใช้ประกอบการเลือก K = 18</w:t>
+        <w:t>รูปที่ 8  ค่า F1 เมื่อเพิ่มจำนวนตัวแปร (K) ตามลำดับความสำคัญ ใช้ประกอบการเลือก K = 18</w:t>
       </w:r>
     </w:p>
     <w:p>
@@ -5161,7 +5161,7 @@
           <w:i w:val="0"/>
           <w:sz w:val="32"/>
         </w:rPr>
-        <w:t>เลือกเปรียบเทียบแบบจำลอง 3 ชนิด เรียงจากง่ายไปซับซ้อน เพื่อให้เห็นว่าความซับซ้อนที่เพิ่มขึ้น ให้ผลลัพธ์ที่ดีขึ้นจริงหรือไม่</w:t>
+        <w:t>เลือกเปรียบเทียบแบบจำลอง 5 ชนิด เรียงจากง่ายไปซับซ้อน เพื่อให้เห็นว่าความซับซ้อนที่เพิ่มขึ้น ให้ผลลัพธ์ที่ดีขึ้นจริงหรือไม่</w:t>
       </w:r>
     </w:p>
     <w:tbl>
@@ -5231,7 +5231,7 @@
                 <w:i w:val="0"/>
                 <w:sz w:val="30"/>
               </w:rPr>
-              <w:t>Logistic Regression</w:t>
+              <w:t>Dummy Classifier</w:t>
             </w:r>
           </w:p>
         </w:tc>
@@ -5247,7 +5247,7 @@
                 <w:i w:val="0"/>
                 <w:sz w:val="30"/>
               </w:rPr>
-              <w:t>แบบจำลองเชิงเส้น ตีความง่าย ใช้เป็นฐานเปรียบเทียบ</w:t>
+              <w:t>เกณฑ์ขั้นต่ำ ทำนายคลาสที่พบบ่อยที่สุดเสมอ</w:t>
             </w:r>
           </w:p>
         </w:tc>
@@ -5265,7 +5265,7 @@
                 <w:i w:val="0"/>
                 <w:sz w:val="30"/>
               </w:rPr>
-              <w:t>Decision Tree</w:t>
+              <w:t>Logistic Regression</w:t>
             </w:r>
           </w:p>
         </w:tc>
@@ -5281,7 +5281,7 @@
                 <w:i w:val="0"/>
                 <w:sz w:val="30"/>
               </w:rPr>
-              <w:t>ต้นไม้เดี่ยว ใช้แสดงปัญหา Overfitting ให้เห็นชัด</w:t>
+              <w:t>แบบจำลองเชิงเส้น ตีความง่าย ใช้เป็นฐานเปรียบเทียบ</w:t>
             </w:r>
           </w:p>
         </w:tc>
@@ -5299,6 +5299,40 @@
                 <w:i w:val="0"/>
                 <w:sz w:val="30"/>
               </w:rPr>
+              <w:t>Decision Tree</w:t>
+            </w:r>
+          </w:p>
+        </w:tc>
+        <w:tc>
+          <w:tcPr>
+            <w:tcW w:type="dxa" w:w="5760"/>
+          </w:tcPr>
+          <w:p>
+            <w:r>
+              <w:rPr>
+                <w:rFonts w:ascii="TH SarabunPSK" w:hAnsi="TH SarabunPSK" w:cs="TH SarabunPSK"/>
+                <w:b w:val="0"/>
+                <w:i w:val="0"/>
+                <w:sz w:val="30"/>
+              </w:rPr>
+              <w:t>ต้นไม้เดี่ยว ใช้แสดงปัญหา Overfitting ให้เห็นชัด</w:t>
+            </w:r>
+          </w:p>
+        </w:tc>
+      </w:tr>
+      <w:tr>
+        <w:tc>
+          <w:tcPr>
+            <w:tcW w:type="dxa" w:w="2880"/>
+          </w:tcPr>
+          <w:p>
+            <w:r>
+              <w:rPr>
+                <w:rFonts w:ascii="TH SarabunPSK" w:hAnsi="TH SarabunPSK" w:cs="TH SarabunPSK"/>
+                <w:b w:val="0"/>
+                <w:i w:val="0"/>
+                <w:sz w:val="30"/>
+              </w:rPr>
               <w:t>Random Forest</w:t>
             </w:r>
           </w:p>
@@ -5316,6 +5350,40 @@
                 <w:sz w:val="30"/>
               </w:rPr>
               <w:t>Ensemble แบบ Bagging ลดความแปรปรวนของต้นไม้เดี่ยว</w:t>
+            </w:r>
+          </w:p>
+        </w:tc>
+      </w:tr>
+      <w:tr>
+        <w:tc>
+          <w:tcPr>
+            <w:tcW w:type="dxa" w:w="2880"/>
+          </w:tcPr>
+          <w:p>
+            <w:r>
+              <w:rPr>
+                <w:rFonts w:ascii="TH SarabunPSK" w:hAnsi="TH SarabunPSK" w:cs="TH SarabunPSK"/>
+                <w:b w:val="0"/>
+                <w:i w:val="0"/>
+                <w:sz w:val="30"/>
+              </w:rPr>
+              <w:t>HistGradientBoosting</w:t>
+            </w:r>
+          </w:p>
+        </w:tc>
+        <w:tc>
+          <w:tcPr>
+            <w:tcW w:type="dxa" w:w="5760"/>
+          </w:tcPr>
+          <w:p>
+            <w:r>
+              <w:rPr>
+                <w:rFonts w:ascii="TH SarabunPSK" w:hAnsi="TH SarabunPSK" w:cs="TH SarabunPSK"/>
+                <w:b w:val="0"/>
+                <w:i w:val="0"/>
+                <w:sz w:val="30"/>
+              </w:rPr>
+              <w:t>Ensemble แบบ Boosting ทำงานเร็วและเหมาะกับข้อมูลขนาดใหญ่</w:t>
             </w:r>
           </w:p>
         </w:tc>
@@ -5659,7 +5727,7 @@
                 <w:i w:val="0"/>
                 <w:sz w:val="30"/>
               </w:rPr>
-              <w:t>Logistic Regression</w:t>
+              <w:t>Dummy</w:t>
             </w:r>
           </w:p>
         </w:tc>
@@ -5675,7 +5743,7 @@
                 <w:i w:val="0"/>
                 <w:sz w:val="30"/>
               </w:rPr>
-              <w:t>0.7629</w:t>
+              <w:t>0.0000</w:t>
             </w:r>
           </w:p>
         </w:tc>
@@ -5691,7 +5759,7 @@
                 <w:i w:val="0"/>
                 <w:sz w:val="30"/>
               </w:rPr>
-              <w:t>0.9119</w:t>
+              <w:t>0.5000</w:t>
             </w:r>
           </w:p>
         </w:tc>
@@ -5707,7 +5775,7 @@
                 <w:i w:val="0"/>
                 <w:sz w:val="30"/>
               </w:rPr>
-              <w:t>0.7170</w:t>
+              <w:t>0.0000</w:t>
             </w:r>
           </w:p>
         </w:tc>
@@ -5723,7 +5791,7 @@
                 <w:i w:val="0"/>
                 <w:sz w:val="30"/>
               </w:rPr>
-              <w:t>0.001</w:t>
+              <w:t>0.000</w:t>
             </w:r>
           </w:p>
         </w:tc>
@@ -5741,7 +5809,7 @@
                 <w:i w:val="0"/>
                 <w:sz w:val="30"/>
               </w:rPr>
-              <w:t>Decision Tree</w:t>
+              <w:t>Logistic Regression</w:t>
             </w:r>
           </w:p>
         </w:tc>
@@ -5757,7 +5825,7 @@
                 <w:i w:val="0"/>
                 <w:sz w:val="30"/>
               </w:rPr>
-              <w:t>0.7908</w:t>
+              <w:t>0.7629</w:t>
             </w:r>
           </w:p>
         </w:tc>
@@ -5773,7 +5841,7 @@
                 <w:i w:val="0"/>
                 <w:sz w:val="30"/>
               </w:rPr>
-              <w:t>0.8360</w:t>
+              <w:t>0.9119</w:t>
             </w:r>
           </w:p>
         </w:tc>
@@ -5789,7 +5857,7 @@
                 <w:i w:val="0"/>
                 <w:sz w:val="30"/>
               </w:rPr>
-              <w:t>0.7956</w:t>
+              <w:t>0.7170</w:t>
             </w:r>
           </w:p>
         </w:tc>
@@ -5801,11 +5869,11 @@
             <w:r>
               <w:rPr>
                 <w:rFonts w:ascii="TH SarabunPSK" w:hAnsi="TH SarabunPSK" w:cs="TH SarabunPSK"/>
-                <w:b/>
-                <w:i w:val="0"/>
-                <w:sz w:val="30"/>
-              </w:rPr>
-              <w:t>0.203</w:t>
+                <w:b w:val="0"/>
+                <w:i w:val="0"/>
+                <w:sz w:val="30"/>
+              </w:rPr>
+              <w:t>0.001</w:t>
             </w:r>
           </w:p>
         </w:tc>
@@ -5819,10 +5887,92 @@
             <w:r>
               <w:rPr>
                 <w:rFonts w:ascii="TH SarabunPSK" w:hAnsi="TH SarabunPSK" w:cs="TH SarabunPSK"/>
+                <w:b w:val="0"/>
+                <w:i w:val="0"/>
+                <w:sz w:val="30"/>
+              </w:rPr>
+              <w:t>Decision Tree</w:t>
+            </w:r>
+          </w:p>
+        </w:tc>
+        <w:tc>
+          <w:tcPr>
+            <w:tcW w:type="dxa" w:w="1440"/>
+          </w:tcPr>
+          <w:p>
+            <w:r>
+              <w:rPr>
+                <w:rFonts w:ascii="TH SarabunPSK" w:hAnsi="TH SarabunPSK" w:cs="TH SarabunPSK"/>
+                <w:b w:val="0"/>
+                <w:i w:val="0"/>
+                <w:sz w:val="30"/>
+              </w:rPr>
+              <w:t>0.7908</w:t>
+            </w:r>
+          </w:p>
+        </w:tc>
+        <w:tc>
+          <w:tcPr>
+            <w:tcW w:type="dxa" w:w="1440"/>
+          </w:tcPr>
+          <w:p>
+            <w:r>
+              <w:rPr>
+                <w:rFonts w:ascii="TH SarabunPSK" w:hAnsi="TH SarabunPSK" w:cs="TH SarabunPSK"/>
+                <w:b w:val="0"/>
+                <w:i w:val="0"/>
+                <w:sz w:val="30"/>
+              </w:rPr>
+              <w:t>0.8360</w:t>
+            </w:r>
+          </w:p>
+        </w:tc>
+        <w:tc>
+          <w:tcPr>
+            <w:tcW w:type="dxa" w:w="1440"/>
+          </w:tcPr>
+          <w:p>
+            <w:r>
+              <w:rPr>
+                <w:rFonts w:ascii="TH SarabunPSK" w:hAnsi="TH SarabunPSK" w:cs="TH SarabunPSK"/>
+                <w:b w:val="0"/>
+                <w:i w:val="0"/>
+                <w:sz w:val="30"/>
+              </w:rPr>
+              <w:t>0.7956</w:t>
+            </w:r>
+          </w:p>
+        </w:tc>
+        <w:tc>
+          <w:tcPr>
+            <w:tcW w:type="dxa" w:w="1728"/>
+          </w:tcPr>
+          <w:p>
+            <w:r>
+              <w:rPr>
+                <w:rFonts w:ascii="TH SarabunPSK" w:hAnsi="TH SarabunPSK" w:cs="TH SarabunPSK"/>
                 <w:b/>
                 <w:i w:val="0"/>
                 <w:sz w:val="30"/>
               </w:rPr>
+              <w:t>0.203</w:t>
+            </w:r>
+          </w:p>
+        </w:tc>
+      </w:tr>
+      <w:tr>
+        <w:tc>
+          <w:tcPr>
+            <w:tcW w:type="dxa" w:w="2736"/>
+          </w:tcPr>
+          <w:p>
+            <w:r>
+              <w:rPr>
+                <w:rFonts w:ascii="TH SarabunPSK" w:hAnsi="TH SarabunPSK" w:cs="TH SarabunPSK"/>
+                <w:b/>
+                <w:i w:val="0"/>
+                <w:sz w:val="30"/>
+              </w:rPr>
               <w:t>Random Forest</w:t>
             </w:r>
           </w:p>
@@ -5888,6 +6038,88 @@
                 <w:sz w:val="30"/>
               </w:rPr>
               <w:t>0.152</w:t>
+            </w:r>
+          </w:p>
+        </w:tc>
+      </w:tr>
+      <w:tr>
+        <w:tc>
+          <w:tcPr>
+            <w:tcW w:type="dxa" w:w="2736"/>
+          </w:tcPr>
+          <w:p>
+            <w:r>
+              <w:rPr>
+                <w:rFonts w:ascii="TH SarabunPSK" w:hAnsi="TH SarabunPSK" w:cs="TH SarabunPSK"/>
+                <w:b w:val="0"/>
+                <w:i w:val="0"/>
+                <w:sz w:val="30"/>
+              </w:rPr>
+              <w:t>HistGradientBoosting</w:t>
+            </w:r>
+          </w:p>
+        </w:tc>
+        <w:tc>
+          <w:tcPr>
+            <w:tcW w:type="dxa" w:w="1440"/>
+          </w:tcPr>
+          <w:p>
+            <w:r>
+              <w:rPr>
+                <w:rFonts w:ascii="TH SarabunPSK" w:hAnsi="TH SarabunPSK" w:cs="TH SarabunPSK"/>
+                <w:b w:val="0"/>
+                <w:i w:val="0"/>
+                <w:sz w:val="30"/>
+              </w:rPr>
+              <w:t>0.8112</w:t>
+            </w:r>
+          </w:p>
+        </w:tc>
+        <w:tc>
+          <w:tcPr>
+            <w:tcW w:type="dxa" w:w="1440"/>
+          </w:tcPr>
+          <w:p>
+            <w:r>
+              <w:rPr>
+                <w:rFonts w:ascii="TH SarabunPSK" w:hAnsi="TH SarabunPSK" w:cs="TH SarabunPSK"/>
+                <w:b w:val="0"/>
+                <w:i w:val="0"/>
+                <w:sz w:val="30"/>
+              </w:rPr>
+              <w:t>0.9417</w:t>
+            </w:r>
+          </w:p>
+        </w:tc>
+        <w:tc>
+          <w:tcPr>
+            <w:tcW w:type="dxa" w:w="1440"/>
+          </w:tcPr>
+          <w:p>
+            <w:r>
+              <w:rPr>
+                <w:rFonts w:ascii="TH SarabunPSK" w:hAnsi="TH SarabunPSK" w:cs="TH SarabunPSK"/>
+                <w:b w:val="0"/>
+                <w:i w:val="0"/>
+                <w:sz w:val="30"/>
+              </w:rPr>
+              <w:t>0.7756</w:t>
+            </w:r>
+          </w:p>
+        </w:tc>
+        <w:tc>
+          <w:tcPr>
+            <w:tcW w:type="dxa" w:w="1728"/>
+          </w:tcPr>
+          <w:p>
+            <w:r>
+              <w:rPr>
+                <w:rFonts w:ascii="TH SarabunPSK" w:hAnsi="TH SarabunPSK" w:cs="TH SarabunPSK"/>
+                <w:b w:val="0"/>
+                <w:i w:val="0"/>
+                <w:sz w:val="30"/>
+              </w:rPr>
+              <w:t>0.011</w:t>
             </w:r>
           </w:p>
         </w:tc>
@@ -5916,7 +6148,7 @@
       <w:r>
         <w:drawing>
           <wp:inline>
-            <wp:extent cx="4572000" cy="2286000"/>
+            <wp:extent cx="4572000" cy="1996807"/>
             <wp:docPr id="9" name="Picture 9"/>
             <wp:cNvGraphicFramePr>
               <a:graphicFrameLocks noChangeAspect="1"/>
@@ -5937,7 +6169,7 @@
                   <pic:spPr>
                     <a:xfrm>
                       <a:off x="0" y="0"/>
-                      <a:ext cx="4572000" cy="2286000"/>
+                      <a:ext cx="4572000" cy="1996807"/>
                     </a:xfrm>
                     <a:prstGeom prst="rect"/>
                   </pic:spPr>
@@ -5960,7 +6192,7 @@
           <w:i/>
           <w:sz w:val="28"/>
         </w:rPr>
-        <w:t>รูปที่ 9  ค่า F1 จาก Cross-Validation ของแบบจำลองทั้ง 3 ชนิด</w:t>
+        <w:t>รูปที่ 9  ค่า F1 จาก Cross-Validation ของแบบจำลองทั้ง 5 ชนิด</w:t>
       </w:r>
     </w:p>
     <w:p>
@@ -6065,7 +6297,7 @@
           <w:i w:val="0"/>
           <w:sz w:val="32"/>
         </w:rPr>
-        <w:t>เนื่องจากข้อมูลไม่สมดุล การใช้ Accuracy เพียงอย่างเดียวจะให้ภาพที่คลาดเคลื่อน ดังเห็นได้จากการทำนายว่า "ไม่ยกเลิก" ทุกรายการ ซึ่งได้ค่า Accuracy สูงถึงร้อยละ 62.96 แต่มีค่า F1 เท่ากับ 0 คือไม่สามารถตรวจจับการยกเลิกได้เลยแม้แต่รายการเดียว</w:t>
+        <w:t>เนื่องจากข้อมูลไม่สมดุล การใช้ Accuracy เพียงอย่างเดียวจะให้ภาพที่คลาดเคลื่อน ดังเห็นได้จาก Dummy Classifier ที่ได้ Accuracy ร้อยละ 62.92 แต่มีค่า F1 เท่ากับ 0 คือไม่สามารถตรวจจับการยกเลิกได้เลยแม้แต่รายการเดียว</w:t>
       </w:r>
     </w:p>
     <w:p>
@@ -6377,6 +6609,88 @@
                 <w:sz w:val="30"/>
               </w:rPr>
               <w:t>0.152 → 0.122</w:t>
+            </w:r>
+          </w:p>
+        </w:tc>
+      </w:tr>
+      <w:tr>
+        <w:tc>
+          <w:tcPr>
+            <w:tcW w:type="dxa" w:w="2448"/>
+          </w:tcPr>
+          <w:p>
+            <w:r>
+              <w:rPr>
+                <w:rFonts w:ascii="TH SarabunPSK" w:hAnsi="TH SarabunPSK" w:cs="TH SarabunPSK"/>
+                <w:b w:val="0"/>
+                <w:i w:val="0"/>
+                <w:sz w:val="30"/>
+              </w:rPr>
+              <w:t>HistGradientBoosting</w:t>
+            </w:r>
+          </w:p>
+        </w:tc>
+        <w:tc>
+          <w:tcPr>
+            <w:tcW w:type="dxa" w:w="1296"/>
+          </w:tcPr>
+          <w:p>
+            <w:r>
+              <w:rPr>
+                <w:rFonts w:ascii="TH SarabunPSK" w:hAnsi="TH SarabunPSK" w:cs="TH SarabunPSK"/>
+                <w:b w:val="0"/>
+                <w:i w:val="0"/>
+                <w:sz w:val="30"/>
+              </w:rPr>
+              <w:t>0.8112</w:t>
+            </w:r>
+          </w:p>
+        </w:tc>
+        <w:tc>
+          <w:tcPr>
+            <w:tcW w:type="dxa" w:w="1296"/>
+          </w:tcPr>
+          <w:p>
+            <w:r>
+              <w:rPr>
+                <w:rFonts w:ascii="TH SarabunPSK" w:hAnsi="TH SarabunPSK" w:cs="TH SarabunPSK"/>
+                <w:b/>
+                <w:i w:val="0"/>
+                <w:sz w:val="30"/>
+              </w:rPr>
+              <w:t>0.8344</w:t>
+            </w:r>
+          </w:p>
+        </w:tc>
+        <w:tc>
+          <w:tcPr>
+            <w:tcW w:type="dxa" w:w="1296"/>
+          </w:tcPr>
+          <w:p>
+            <w:r>
+              <w:rPr>
+                <w:rFonts w:ascii="TH SarabunPSK" w:hAnsi="TH SarabunPSK" w:cs="TH SarabunPSK"/>
+                <w:b w:val="0"/>
+                <w:i w:val="0"/>
+                <w:sz w:val="30"/>
+              </w:rPr>
+              <w:t>+0.0232</w:t>
+            </w:r>
+          </w:p>
+        </w:tc>
+        <w:tc>
+          <w:tcPr>
+            <w:tcW w:type="dxa" w:w="2448"/>
+          </w:tcPr>
+          <w:p>
+            <w:r>
+              <w:rPr>
+                <w:rFonts w:ascii="TH SarabunPSK" w:hAnsi="TH SarabunPSK" w:cs="TH SarabunPSK"/>
+                <w:b w:val="0"/>
+                <w:i w:val="0"/>
+                <w:sz w:val="30"/>
+              </w:rPr>
+              <w:t>0.011 → 0.062</w:t>
             </w:r>
           </w:p>
         </w:tc>
@@ -6989,7 +7303,7 @@
           <w:i w:val="0"/>
           <w:sz w:val="32"/>
         </w:rPr>
-        <w:t>ค่า F1 ของ Random Forest แทบไม่เปลี่ยนแปลง (จาก 0.8422 เป็น 0.8419 ซึ่งน้อยกว่าค่าส่วนเบี่ยงเบนมาตรฐาน จึงถือว่าไม่ต่างกัน) แต่ช่องว่างระหว่างคะแนนชุดฝึกกับ Cross-Validation ลดลงจาก 0.152 เหลือ 0.122 แสดงว่าแบบจำลองจดจำข้อมูลชุดฝึกน้อยลงและมีเสถียรภาพมากขึ้น ส่วน Logistic Regression มีค่า F1 เพิ่มขึ้น 0.0155 จากการใช้ class_weight แบบ balanced ซึ่งช่วยชดเชยความไม่สมดุลของคลาส</w:t>
+        <w:t>ค่า F1 ของ Random Forest แทบไม่เปลี่ยนแปลง (จาก 0.8422 เป็น 0.8419 ซึ่งน้อยกว่าค่าส่วนเบี่ยงเบนมาตรฐาน จึงถือว่าไม่ต่างกัน) แต่ช่องว่างระหว่างคะแนนชุดฝึกกับ Cross-Validation ลดลงจาก 0.152 เหลือ 0.122 แสดงว่าแบบจำลองจดจำข้อมูลชุดฝึกน้อยลงและมีเสถียรภาพมากขึ้น ส่วน HistGradientBoosting มีค่า F1 เพิ่มขึ้นชัดเจนที่สุดคือ 0.0232 และ Logistic Regression เพิ่มขึ้น 0.0155 จากการใช้ class_weight แบบ balanced</w:t>
       </w:r>
     </w:p>
     <w:p>
@@ -7485,7 +7799,7 @@
           <w:i w:val="0"/>
           <w:sz w:val="32"/>
         </w:rPr>
-        <w:t>แบบจำลองมีค่า Recall สูงถึง 0.8590 คือตรวจจับการจองที่จะถูกยกเลิกได้เกือบร้อยละ 86 และมีค่า ROC-AUC 0.9567 แสดงว่าสามารถแยกสองคลาสออกจากกันได้ดีมาก โดยชนะเกณฑ์ขั้นต่ำซึ่งได้ค่า F1 เท่ากับ 0 อย่างชัดเจน</w:t>
+        <w:t>แบบจำลองมีค่า Recall สูงถึง 0.8590 คือตรวจจับการจองที่จะถูกยกเลิกได้เกือบร้อยละ 86 และมีค่า ROC-AUC 0.9567 แสดงว่าสามารถแยกสองคลาสออกจากกันได้ดีมาก โดยชนะเกณฑ์ขั้นต่ำ (Dummy ที่มี F1 = 0) อย่างชัดเจน</w:t>
       </w:r>
     </w:p>
     <w:p>
@@ -8999,6 +9313,104 @@
           </w:p>
         </w:tc>
       </w:tr>
+      <w:tr>
+        <w:tc>
+          <w:tcPr>
+            <w:tcW w:type="dxa" w:w="2736"/>
+          </w:tcPr>
+          <w:p>
+            <w:r>
+              <w:rPr>
+                <w:rFonts w:ascii="TH SarabunPSK" w:hAnsi="TH SarabunPSK" w:cs="TH SarabunPSK"/>
+                <w:b w:val="0"/>
+                <w:i w:val="0"/>
+                <w:sz w:val="30"/>
+              </w:rPr>
+              <w:t>HistGradientBoosting</w:t>
+            </w:r>
+          </w:p>
+        </w:tc>
+        <w:tc>
+          <w:tcPr>
+            <w:tcW w:type="dxa" w:w="1440"/>
+          </w:tcPr>
+          <w:p>
+            <w:r>
+              <w:rPr>
+                <w:rFonts w:ascii="TH SarabunPSK" w:hAnsi="TH SarabunPSK" w:cs="TH SarabunPSK"/>
+                <w:b w:val="0"/>
+                <w:i w:val="0"/>
+                <w:sz w:val="30"/>
+              </w:rPr>
+              <w:t>0.8355</w:t>
+            </w:r>
+          </w:p>
+        </w:tc>
+        <w:tc>
+          <w:tcPr>
+            <w:tcW w:type="dxa" w:w="1440"/>
+          </w:tcPr>
+          <w:p>
+            <w:r>
+              <w:rPr>
+                <w:rFonts w:ascii="TH SarabunPSK" w:hAnsi="TH SarabunPSK" w:cs="TH SarabunPSK"/>
+                <w:b w:val="0"/>
+                <w:i w:val="0"/>
+                <w:sz w:val="30"/>
+              </w:rPr>
+              <w:t>0.8116</w:t>
+            </w:r>
+          </w:p>
+        </w:tc>
+        <w:tc>
+          <w:tcPr>
+            <w:tcW w:type="dxa" w:w="1296"/>
+          </w:tcPr>
+          <w:p>
+            <w:r>
+              <w:rPr>
+                <w:rFonts w:ascii="TH SarabunPSK" w:hAnsi="TH SarabunPSK" w:cs="TH SarabunPSK"/>
+                <w:b w:val="0"/>
+                <w:i w:val="0"/>
+                <w:sz w:val="30"/>
+              </w:rPr>
+              <w:t>0.8610</w:t>
+            </w:r>
+          </w:p>
+        </w:tc>
+        <w:tc>
+          <w:tcPr>
+            <w:tcW w:type="dxa" w:w="1440"/>
+          </w:tcPr>
+          <w:p>
+            <w:r>
+              <w:rPr>
+                <w:rFonts w:ascii="TH SarabunPSK" w:hAnsi="TH SarabunPSK" w:cs="TH SarabunPSK"/>
+                <w:b w:val="0"/>
+                <w:i w:val="0"/>
+                <w:sz w:val="30"/>
+              </w:rPr>
+              <w:t>0.9524</w:t>
+            </w:r>
+          </w:p>
+        </w:tc>
+        <w:tc>
+          <w:tcPr>
+            <w:tcW w:type="dxa" w:w="1728"/>
+          </w:tcPr>
+          <w:p>
+            <w:r>
+              <w:rPr>
+                <w:rFonts w:ascii="TH SarabunPSK" w:hAnsi="TH SarabunPSK" w:cs="TH SarabunPSK"/>
+                <w:b w:val="0"/>
+                <w:i w:val="0"/>
+                <w:sz w:val="30"/>
+              </w:rPr>
+              <w:t>2.9</w:t>
+            </w:r>
+          </w:p>
+        </w:tc>
+      </w:tr>
     </w:tbl>
     <w:p>
       <w:pPr>
@@ -9026,7 +9438,7 @@
           <w:i w:val="0"/>
           <w:sz w:val="32"/>
         </w:rPr>
-        <w:t>Random Forest ให้ค่า F1 และ ROC-AUC สูงที่สุด จึงเลือกเป็นแบบจำลองสุดท้ายของโครงงาน ส่วน Logistic Regression แม้จะตีความง่ายที่สุดและไม่เกิด Overfitting แต่ค่า F1 ต่ำกว่าถึง 0.0687 เพราะเป็นแบบจำลองเชิงเส้นที่จับความสัมพันธ์ไม่เป็นเส้นตรง และปฏิสัมพันธ์ระหว่างตัวแปรไม่ได้ ส่วน Decision Tree แม้จะจับรูปแบบไม่เป็นเส้นตรงได้ แต่มีปัญหา Overfitting รุนแรงที่สุด (ช่องว่าง 0.203)</w:t>
+        <w:t>Random Forest ให้ค่า F1 และ ROC-AUC สูงที่สุด จึงเลือกเป็นแบบจำลองสุดท้ายของโครงงาน ส่วน HistGradientBoosting ให้ผลใกล้เคียงกัน (ต่ำกว่า 0.0114) แต่ใช้เวลาฝึกน้อยกว่าและไฟล์เล็กกว่ามาก จึงถูกเลือกไปใช้ในส่วนของเว็บแอปพลิเคชันแทน ส่วน Logistic Regression แม้จะตีความง่ายที่สุด แต่ค่า F1 ต่ำกว่าอย่างมีนัยสำคัญเพราะไม่สามารถจับความสัมพันธ์ที่ไม่เป็นเส้นตรงได้</w:t>
       </w:r>
     </w:p>
     <w:p>
@@ -9123,7 +9535,7 @@
           <w:i w:val="0"/>
           <w:sz w:val="32"/>
         </w:rPr>
-        <w:t>แบบจำลองที่ใช้บนเว็บเป็น Random Forest ฉบับย่อ ซึ่งลดจำนวนต้นไม้เหลือ 150 ต้น จำกัดความลึกสูงสุดที่ 25 และกำหนดจำนวนข้อมูลขั้นต่ำต่อใบเป็น 5 ทำให้ไฟล์มีขนาด 28.8 เมกะไบต์ แทนที่จะเป็น 356.8 เมกะไบต์ของแบบจำลองเต็ม เนื่องจากบริการโฮสต์แบบไม่มีค่าใช้จ่ายจำกัดหน่วยความจำไว้ และ GitHub จำกัดขนาดไฟล์ไว้ที่ 100 เมกะไบต์ โดยยอมแลกค่า F1 ที่ลดลง 0.0093 (จาก 0.8469 เหลือ 0.8376) เพื่อให้ระบบใช้งานได้จริง ค่า Threshold ของแบบจำลองนี้คำนวณใหม่ได้เท่ากับ 0.4754</w:t>
+        <w:t>แบบจำลองที่ใช้บนเว็บคือ HistGradientBoosting ซึ่งมีขนาดไฟล์ 0.8 เมกะไบต์ แทน Random Forest ที่มีขนาด 356.8 เมกะไบต์ เนื่องจากบริการโฮสต์แบบไม่มีค่าใช้จ่ายจำกัดหน่วยความจำไว้ โดยยอมแลกค่า F1 ที่ลดลง 0.0135 (จาก 0.8469 เหลือ 0.8334) เพื่อให้ระบบใช้งานได้จริง</w:t>
       </w:r>
     </w:p>
     <w:p>
@@ -9253,7 +9665,7 @@
                 <w:i w:val="0"/>
                 <w:sz w:val="30"/>
               </w:rPr>
-              <w:t>ร้อยละ 100.0</w:t>
+              <w:t>ร้อยละ 99.8</w:t>
             </w:r>
           </w:p>
         </w:tc>
@@ -9303,7 +9715,7 @@
                 <w:i w:val="0"/>
                 <w:sz w:val="30"/>
               </w:rPr>
-              <w:t>ร้อยละ 33.3</w:t>
+              <w:t>ร้อยละ 25.9</w:t>
             </w:r>
           </w:p>
         </w:tc>
@@ -9353,7 +9765,7 @@
                 <w:i w:val="0"/>
                 <w:sz w:val="30"/>
               </w:rPr>
-              <w:t>ร้อยละ 0.6</w:t>
+              <w:t>ร้อยละ 1.0</w:t>
             </w:r>
           </w:p>
         </w:tc>
@@ -9488,7 +9900,7 @@
           <w:i w:val="0"/>
           <w:sz w:val="32"/>
         </w:rPr>
-        <w:t>•  แบบจำลองบนเว็บเป็น Random Forest ฉบับย่อซึ่งมีค่า F1 ต่ำกว่าแบบจำลองเต็มในรายงาน 0.0093 เนื่องจากข้อจำกัดด้านขนาดไฟล์และหน่วยความจำของบริการโฮสต์</w:t>
+        <w:t>•  แบบจำลองบนเว็บเป็นคนละตัวกับแบบจำลองที่ให้ผลดีที่สุดในรายงาน เนื่องจากข้อจำกัดด้านขนาดไฟล์และหน่วยความจำ</w:t>
       </w:r>
     </w:p>
     <w:p>
@@ -9687,7 +10099,7 @@
           <w:i w:val="0"/>
           <w:sz w:val="32"/>
         </w:rPr>
-        <w:t>โครงงานนี้พัฒนาแบบจำลองสำหรับทำนายการยกเลิกการจองโรงแรมจากข้อมูลจริง 119,208 รายการ โดยผ่านกระบวนการตั้งแต่การสำรวจข้อมูล การทำความสะอาด การสร้างตัวแปรใหม่ 9 ตัว การคัดเลือกตัวแปรจาก 37 ตัวเหลือ 18 ตัวด้วยการลงคะแนนจาก 3 วิธี การเปรียบเทียบแบบจำลอง 3 ชนิด และการปรับ Hyperparameter แบบจำลองที่ดีที่สุดคือ Random Forest ซึ่งให้ค่า F1 เท่ากับ 0.8469 Precision 0.8351 Recall 0.8590 และ ROC-AUC 0.9567 บนชุดทดสอบที่ไม่เคยถูกใช้มาก่อน</w:t>
+        <w:t>โครงงานนี้พัฒนาแบบจำลองสำหรับทำนายการยกเลิกการจองโรงแรมจากข้อมูลจริง 119,208 รายการ โดยผ่านกระบวนการตั้งแต่การสำรวจข้อมูล การทำความสะอาด การสร้างตัวแปรใหม่ 9 ตัว การคัดเลือกตัวแปรจาก 37 ตัวเหลือ 18 ตัวด้วยการลงคะแนนจาก 3 วิธี การเปรียบเทียบแบบจำลอง 5 ชนิด และการปรับ Hyperparameter แบบจำลองที่ดีที่สุดคือ Random Forest ซึ่งให้ค่า F1 เท่ากับ 0.8469 Precision 0.8351 Recall 0.8590 และ ROC-AUC 0.9567 บนชุดทดสอบที่ไม่เคยถูกใช้มาก่อน</w:t>
       </w:r>
     </w:p>
     <w:p>
@@ -9727,7 +10139,7 @@
           <w:i w:val="0"/>
           <w:sz w:val="32"/>
         </w:rPr>
-        <w:t>ถือว่าตอบโจทย์ที่ตั้งไว้ เนื่องจากแบบจำลองสามารถทำนายการยกเลิกได้ดีกว่าเกณฑ์ขั้นต่ำอย่างชัดเจน (การทายว่าไม่ยกเลิกทุกรายการได้ค่า F1 เท่ากับ 0) และสามารถระบุปัจจัยเสี่ยงหลักได้ ได้แก่ ประเภทเงินมัดจำ เอเจนต์ที่ทำการจอง ระยะเวลาจองล่วงหน้า ประเทศของลูกค้า และจำนวนคำขอพิเศษ ซึ่งโรงแรมสามารถนำไปกำหนดนโยบายรับมือได้</w:t>
+        <w:t>ถือว่าตอบโจทย์ที่ตั้งไว้ เนื่องจากแบบจำลองสามารถทำนายการยกเลิกได้ดีกว่าเกณฑ์ขั้นต่ำอย่างชัดเจน (Dummy Classifier มีค่า F1 เท่ากับ 0) และสามารถระบุปัจจัยเสี่ยงหลักได้ ได้แก่ ประเภทเงินมัดจำ เอเจนต์ที่ทำการจอง ระยะเวลาจองล่วงหน้า ประเทศของลูกค้า และจำนวนคำขอพิเศษ ซึ่งโรงแรมสามารถนำไปกำหนดนโยบายรับมือได้</w:t>
       </w:r>
     </w:p>
     <w:p>

--- a/docs/รายงานโครงงาน-Hotel-Booking-Cancellation-Prediction.docx
+++ b/docs/รายงานโครงงาน-Hotel-Booking-Cancellation-Prediction.docx
@@ -9438,7 +9438,7 @@
           <w:i w:val="0"/>
           <w:sz w:val="32"/>
         </w:rPr>
-        <w:t>Random Forest ให้ค่า F1 และ ROC-AUC สูงที่สุด จึงเลือกเป็นแบบจำลองสุดท้ายของโครงงาน ส่วน HistGradientBoosting ให้ผลใกล้เคียงกัน (ต่ำกว่า 0.0114) แต่ใช้เวลาฝึกน้อยกว่าและไฟล์เล็กกว่ามาก จึงถูกเลือกไปใช้ในส่วนของเว็บแอปพลิเคชันแทน ส่วน Logistic Regression แม้จะตีความง่ายที่สุด แต่ค่า F1 ต่ำกว่าอย่างมีนัยสำคัญเพราะไม่สามารถจับความสัมพันธ์ที่ไม่เป็นเส้นตรงได้</w:t>
+        <w:t>Random Forest ให้ค่า F1 และ ROC-AUC สูงที่สุด จึงเลือกเป็นแบบจำลองสุดท้ายของโครงงาน ส่วน HistGradientBoosting ให้ผลใกล้เคียงกัน (ต่ำกว่า 0.0114) และใช้เวลาฝึกน้อยกว่า ส่วน Logistic Regression แม้จะตีความง่ายที่สุด แต่ค่า F1 ต่ำกว่าอย่างมีนัยสำคัญ เพราะไม่สามารถจับความสัมพันธ์ที่ไม่เป็นเส้นตรงได้ ดังนั้นแบบจำลองที่นำไปใช้งานจริงในส่วนของเว็บแอปพลิเคชันจึงเป็น Random Forest เช่นเดียวกัน เพียงแต่ลดขนาดลงให้เหมาะกับข้อจำกัดของบริการโฮสต์</w:t>
       </w:r>
     </w:p>
     <w:p>
@@ -9535,7 +9535,7 @@
           <w:i w:val="0"/>
           <w:sz w:val="32"/>
         </w:rPr>
-        <w:t>แบบจำลองที่ใช้บนเว็บคือ HistGradientBoosting ซึ่งมีขนาดไฟล์ 0.8 เมกะไบต์ แทน Random Forest ที่มีขนาด 356.8 เมกะไบต์ เนื่องจากบริการโฮสต์แบบไม่มีค่าใช้จ่ายจำกัดหน่วยความจำไว้ โดยยอมแลกค่า F1 ที่ลดลง 0.0135 (จาก 0.8469 เหลือ 0.8334) เพื่อให้ระบบใช้งานได้จริง</w:t>
+        <w:t>แบบจำลองที่ใช้บนเว็บเป็น Random Forest ชนิดเดียวกับที่รายงานสรุปว่าดีที่สุด แต่ลดขนาดลงโดยใช้ต้นไม้ 150 ต้น จำกัดความลึกสูงสุดที่ 25 และกำหนดจำนวนข้อมูลขั้นต่ำต่อใบเป็น 5 ทำให้ไฟล์มีขนาด 28.8 เมกะไบต์ แทนที่จะเป็น 356.8 เมกะไบต์ของแบบจำลองเต็ม เนื่องจากบริการโฮสต์แบบไม่มีค่าใช้จ่ายจำกัดหน่วยความจำไว้ที่ 1 กิกะไบต์ และ GitHub จำกัดขนาดไฟล์ไว้ที่ 100 เมกะไบต์ แบบจำลองฉบับย่อนี้ให้ค่า F1 เท่ากับ 0.8376 ที่ค่า Threshold 0.4754 ซึ่งต่ำกว่าแบบจำลองเต็มเพียง 0.0093</w:t>
       </w:r>
     </w:p>
     <w:p>
@@ -9665,7 +9665,7 @@
                 <w:i w:val="0"/>
                 <w:sz w:val="30"/>
               </w:rPr>
-              <w:t>ร้อยละ 99.8</w:t>
+              <w:t>ร้อยละ 100.0</w:t>
             </w:r>
           </w:p>
         </w:tc>
@@ -9715,7 +9715,7 @@
                 <w:i w:val="0"/>
                 <w:sz w:val="30"/>
               </w:rPr>
-              <w:t>ร้อยละ 25.9</w:t>
+              <w:t>ร้อยละ 33.3</w:t>
             </w:r>
           </w:p>
         </w:tc>
@@ -9765,7 +9765,7 @@
                 <w:i w:val="0"/>
                 <w:sz w:val="30"/>
               </w:rPr>
-              <w:t>ร้อยละ 1.0</w:t>
+              <w:t>ร้อยละ 0.6</w:t>
             </w:r>
           </w:p>
         </w:tc>
@@ -9900,7 +9900,7 @@
           <w:i w:val="0"/>
           <w:sz w:val="32"/>
         </w:rPr>
-        <w:t>•  แบบจำลองบนเว็บเป็นคนละตัวกับแบบจำลองที่ให้ผลดีที่สุดในรายงาน เนื่องจากข้อจำกัดด้านขนาดไฟล์และหน่วยความจำ</w:t>
+        <w:t>•  แบบจำลองบนเว็บเป็น Random Forest ฉบับย่อซึ่งให้ค่า F1 ต่ำกว่าแบบจำลองเต็มในรายงาน 0.0093 เนื่องจากข้อจำกัดด้านขนาดไฟล์และหน่วยความจำของบริการโฮสต์</w:t>
       </w:r>
     </w:p>
     <w:p>
